--- a/boiler/Scope, Service, Timeline — Revised.docx
+++ b/boiler/Scope, Service, Timeline — Revised.docx
@@ -985,7 +985,7 @@
         <w:pStyle w:val="Heading2"/>
       </w:pPr>
       <w:r>
-        <w:t xml:space="preserve">Phase 1 — Discovery (3–5 days)</w:t>
+        <w:t xml:space="preserve">Phase 1: Discovery (3–5 days)</w:t>
       </w:r>
     </w:p>
     <w:p>
@@ -1043,7 +1043,7 @@
         <w:pStyle w:val="Heading2"/>
       </w:pPr>
       <w:r>
-        <w:t xml:space="preserve">Phase 2 — Copywriting (5–7 days)</w:t>
+        <w:t xml:space="preserve">Phase 2: Copywriting (5–7 days)</w:t>
       </w:r>
     </w:p>
     <w:p>
@@ -1101,7 +1101,7 @@
         <w:pStyle w:val="Heading2"/>
       </w:pPr>
       <w:r>
-        <w:t xml:space="preserve">Phase 3 — Design (5–7 days)</w:t>
+        <w:t xml:space="preserve">Phase 3: Design (5–7 days)</w:t>
       </w:r>
     </w:p>
     <w:p>
@@ -1147,7 +1147,7 @@
         <w:pStyle w:val="Heading2"/>
       </w:pPr>
       <w:r>
-        <w:t xml:space="preserve">Phase 4 — Build and Assembly (5–7 days)</w:t>
+        <w:t xml:space="preserve">Phase 4: Build and Assembly (5–7 days)</w:t>
       </w:r>
     </w:p>
     <w:p>
@@ -1205,7 +1205,7 @@
         <w:pStyle w:val="Heading2"/>
       </w:pPr>
       <w:r>
-        <w:t xml:space="preserve">Phase 5 — QA and Final Delivery (3–5 days)</w:t>
+        <w:t xml:space="preserve">Phase 5: QA and Final Delivery (3–5 days)</w:t>
       </w:r>
     </w:p>
     <w:p>
@@ -1298,7 +1298,7 @@
         <w:pStyle w:val="Heading2"/>
       </w:pPr>
       <w:r>
-        <w:t xml:space="preserve">Website Build — 4 Pages</w:t>
+        <w:t xml:space="preserve">Website Build: 4 Pages</w:t>
       </w:r>
     </w:p>
     <w:tbl>
@@ -1399,33 +1399,16 @@
       </w:tr>
       <w:tr>
         <w:tc>
-          <w:tcPr/>
+          <w:tcPr>
+            <w:gridSpan w:val="3"/>
+          </w:tcPr>
           <w:p>
             <w:pPr>
               <w:pStyle w:val="Compact"/>
             </w:pPr>
             <w:r>
-              <w:t xml:space="preserve">Copywriting — all pages and web style guide</w:t>
+              <w:t xml:space="preserve">Copywriting: all pages and web style guide | $650 |</w:t>
             </w:r>
-          </w:p>
-        </w:tc>
-        <w:tc>
-          <w:tcPr/>
-          <w:p>
-            <w:pPr>
-              <w:pStyle w:val="Compact"/>
-            </w:pPr>
-            <w:r>
-              <w:t xml:space="preserve">$650</w:t>
-            </w:r>
-          </w:p>
-        </w:tc>
-        <w:tc>
-          <w:tcPr/>
-          <w:p>
-            <w:pPr>
-              <w:pStyle w:val="Compact"/>
-            </w:pPr>
           </w:p>
         </w:tc>
       </w:tr>
@@ -1637,7 +1620,7 @@
         <w:pStyle w:val="Heading2"/>
       </w:pPr>
       <w:r>
-        <w:t xml:space="preserve">Brand Foundation Package — $400</w:t>
+        <w:t xml:space="preserve">Brand Foundation Package: $400</w:t>
       </w:r>
     </w:p>
     <w:p>
